--- a/docs/cadrage/Vision board élargie.docx
+++ b/docs/cadrage/Vision board élargie.docx
@@ -850,7 +850,7 @@
             </w:pPr>
             <w:r>
               <w:rPr/>
-              <w:t>Sarah Martin</w:t>
+              <w:t>Léa Martin</w:t>
             </w:r>
           </w:p>
           <w:p wp14:textId="7C280F20">
